--- a/reports/02_数据集探索笔记.docx
+++ b/reports/02_数据集探索笔记.docx
@@ -3746,7 +3746,7 @@
           <w:b w:val="0"/>
           <w:sz w:val="21"/>
         </w:rPr>
-        <w:t>本笔记作为AI工程实践主报告的数据附件：它单独呈现课程要求中的“数据集探索”，不冒充患者队列研究或临床数据清洗。真实组员、学号、个人贡献待小组填写。项目已决定不补K折和QAT；未做K折仍作为事实记录，不推断教师已经豁免。</w:t>
+        <w:t xml:space="preserve">本笔记作为AI工程实践主报告的数据附件：它单独呈现课程要求中的“数据集探索”，不冒充患者队列研究或临床数据清洗。四位成员的学号与责任范围已由小组提供，见主报告第8.3节。项目已决定不补K折和QAT；未做K折仍作为事实记录，不推断教师已经豁免。</w:t>
       </w:r>
     </w:p>
     <w:p>

--- a/reports/02_数据集探索笔记.docx
+++ b/reports/02_数据集探索笔记.docx
@@ -69,7 +69,33 @@
           <w:b w:val="0"/>
           <w:sz w:val="21"/>
         </w:rPr>
-        <w:t>使用官方pathmnist_128.npz，Zenodo记录10519652；MD5为ac42d08fb904d92c244187169d1fd1d9。历史准备记录显示完整文件校验通过，保留官方划分和样本顺序。训练与验证来自同一开发来源，测试来自另一临床中心；这属于来源说明，不等于本工程重新查证了每位患者来源。[E02–E03]</w:t>
+        <w:t>使用官方pathmnist_128.npz（Zenodo 10519652），MD5为ac42d08fb904d92c244187169d1fd1d9。历史记录已核对完整文件，保留官方划分和样本顺序；本轮不重审NPZ或患者来源。[E02–E03]</w:t>
+      </w:r>
+    </w:p>
+    <w:p>
+      <w:pPr>
+        <w:spacing w:after="100" w:line="283" w:lineRule="auto"/>
+      </w:pPr>
+      <w:r>
+        <w:rPr>
+          <w:rFonts w:ascii="Noto Serif CJK SC" w:hAnsi="Noto Serif CJK SC" w:eastAsia="Noto Serif CJK SC" w:cs="Noto Serif CJK SC"/>
+          <w:b w:val="0"/>
+          <w:sz w:val="21"/>
+        </w:rPr>
+        <w:t>PathMNIST是MedMNIST中的病理图像分类子集，输入为结直肠H&amp;E组织图像块，使用0—8九类标签。[E02、S03–S04]</w:t>
+      </w:r>
+    </w:p>
+    <w:p>
+      <w:pPr>
+        <w:spacing w:after="100" w:line="283" w:lineRule="auto"/>
+      </w:pPr>
+      <w:r>
+        <w:rPr>
+          <w:rFonts w:ascii="Noto Serif CJK SC" w:hAnsi="Noto Serif CJK SC" w:eastAsia="Noto Serif CJK SC" w:cs="Noto Serif CJK SC"/>
+          <w:b w:val="0"/>
+          <w:sz w:val="21"/>
+        </w:rPr>
+        <w:t>开发来源为NCT-CRC-HE-100K；官方训练／验证为89,996／10,004张。另一中心CRC-VAL-HE-7K为7,180张测试集；VAL不是早停或选模使用的开发验证集。来源说明不替代患者级独立性的直接核验。[E02、S03–S04]</w:t>
       </w:r>
     </w:p>
     <w:tbl>
@@ -582,34 +608,6 @@
           <w:sz w:val="21"/>
         </w:rPr>
         <w:t>固定manifest_id：ce844e66f5f346beccf155173d3de7ed7b161412f65dc6f5d67a347f2b40590b。原文件在服务器目录保存；新增交接资料同时记录既有私有GitHub数据Release。本文不将历史“只在服务器”当成最新存放状态。具体索引见本提交《教师阅读与运行入口》。</w:t>
-      </w:r>
-    </w:p>
-    <w:p>
-      <w:pPr>
-        <w:pStyle w:val="Heading2"/>
-        <w:spacing w:before="140" w:after="120"/>
-      </w:pPr>
-      <w:r>
-        <w:rPr>
-          <w:rFonts w:ascii="Noto Sans CJK SC" w:hAnsi="Noto Sans CJK SC" w:eastAsia="Noto Sans CJK SC" w:cs="Noto Sans CJK SC"/>
-          <w:b w:val="0"/>
-          <w:color w:val="064C91"/>
-          <w:sz w:val="25"/>
-        </w:rPr>
-        <w:t>研究前已知的限制</w:t>
-      </w:r>
-    </w:p>
-    <w:p>
-      <w:pPr>
-        <w:spacing w:after="100" w:line="283" w:lineRule="auto"/>
-      </w:pPr>
-      <w:r>
-        <w:rPr>
-          <w:rFonts w:ascii="Noto Serif CJK SC" w:hAnsi="Noto Serif CJK SC" w:eastAsia="Noto Serif CJK SC" w:cs="Noto Serif CJK SC"/>
-          <w:b w:val="0"/>
-          <w:sz w:val="21"/>
-        </w:rPr>
-        <w:t>不能用107,180张图像块代表107,180名患者；也不能通过图像索引、文件名或像素哈希自行构造患者ID。后续若没有可靠分组映射，仍应保留患者级独立性无法核验的表述。</w:t>
       </w:r>
     </w:p>
     <w:p>
@@ -3104,6 +3102,34 @@
       </w:r>
     </w:p>
     <w:p>
+      <w:pPr>
+        <w:pStyle w:val="Heading2"/>
+        <w:spacing w:before="140" w:after="120"/>
+      </w:pPr>
+      <w:r>
+        <w:rPr>
+          <w:rFonts w:ascii="Noto Sans CJK SC" w:hAnsi="Noto Sans CJK SC" w:eastAsia="Noto Sans CJK SC" w:cs="Noto Sans CJK SC"/>
+          <w:b w:val="0"/>
+          <w:color w:val="064C91"/>
+          <w:sz w:val="25"/>
+        </w:rPr>
+        <w:t>研究前已知的限制</w:t>
+      </w:r>
+    </w:p>
+    <w:p>
+      <w:pPr>
+        <w:spacing w:after="100" w:line="283" w:lineRule="auto"/>
+      </w:pPr>
+      <w:r>
+        <w:rPr>
+          <w:rFonts w:ascii="Noto Serif CJK SC" w:hAnsi="Noto Serif CJK SC" w:eastAsia="Noto Serif CJK SC" w:cs="Noto Serif CJK SC"/>
+          <w:b w:val="0"/>
+          <w:sz w:val="21"/>
+        </w:rPr>
+        <w:t>不能用107,180张图像块代表107,180名患者；也不能通过图像索引、文件名或像素哈希自行构造患者ID。后续若没有可靠分组映射，仍应保留患者级独立性无法核验的表述。</w:t>
+      </w:r>
+    </w:p>
+    <w:p>
       <w:r>
         <w:br w:type="page"/>
       </w:r>
@@ -4520,7 +4546,7 @@
         <w:color w:val="637486"/>
         <w:sz w:val="16"/>
       </w:rPr>
-      <w:t xml:space="preserve">科学证据 d5e4a71 · 提交材料 v1   |   </w:t>
+      <w:t xml:space="preserve">科学证据 d5e4a71 · 文稿 v1.2   |   </w:t>
     </w:r>
     <w:fldSimple w:instr="PAGE">
       <w:r>
